--- a/Practicals formatted/Practical 3.docx
+++ b/Practicals formatted/Practical 3.docx
@@ -1,10 +1,14 @@
 
 <file path=word/document.xml><?xml version="1.0" encoding="utf-8"?>
-<w:document xmlns:wpc="http://schemas.microsoft.com/office/word/2010/wordprocessingCanvas" xmlns:cx="http://schemas.microsoft.com/office/drawing/2014/chartex" xmlns:cx1="http://schemas.microsoft.com/office/drawing/2015/9/8/chartex" xmlns:cx2="http://schemas.microsoft.com/office/drawing/2015/10/21/chartex" xmlns:cx3="http://schemas.microsoft.com/office/drawing/2016/5/9/chartex" xmlns:cx4="http://schemas.microsoft.com/office/drawing/2016/5/10/chartex" xmlns:cx5="http://schemas.microsoft.com/office/drawing/2016/5/11/chartex" xmlns:cx6="http://schemas.microsoft.com/office/drawing/2016/5/12/chartex" xmlns:cx7="http://schemas.microsoft.com/office/drawing/2016/5/13/chartex" xmlns:cx8="http://schemas.microsoft.com/office/drawing/2016/5/14/chartex" xmlns:mc="http://schemas.openxmlformats.org/markup-compatibility/2006" xmlns:aink="http://schemas.microsoft.com/office/drawing/2016/ink" xmlns:am3d="http://schemas.microsoft.com/office/drawing/2017/model3d" xmlns:o="urn:schemas-microsoft-com:office:office" xmlns:oel="http://schemas.microsoft.com/office/2019/extlst" xmlns:r="http://schemas.openxmlformats.org/officeDocument/2006/relationships" xmlns:m="http://schemas.openxmlformats.org/officeDocument/2006/math" xmlns:v="urn:schemas-microsoft-com:vml" xmlns:wp14="http://schemas.microsoft.com/office/word/2010/wordprocessingDrawing" xmlns:wp="http://schemas.openxmlformats.org/drawingml/2006/wordprocessingDrawing" xmlns:w10="urn:schemas-microsoft-com:office:word" xmlns:w="http://schemas.openxmlformats.org/wordprocessingml/2006/main" xmlns:w14="http://schemas.microsoft.com/office/word/2010/wordml" xmlns:w15="http://schemas.microsoft.com/office/word/2012/wordml" xmlns:w16cei="http://schemas.microsoft.com/office/word/2026/wordml/cei" xmlns:w16cex="http://schemas.microsoft.com/office/word/2018/wordml/cex" xmlns:w16cid="http://schemas.microsoft.com/office/word/2016/wordml/cid" xmlns:w16="http://schemas.microsoft.com/office/word/2018/wordml" xmlns:w16du="http://schemas.microsoft.com/office/word/2023/wordml/word16du" xmlns:w16sdtdh="http://schemas.microsoft.com/office/word/2020/wordml/sdtdatahash" xmlns:w16sdtfl="http://schemas.microsoft.com/office/word/2024/wordml/sdtformatlock" xmlns:w16se="http://schemas.microsoft.com/office/word/2015/wordml/symex" xmlns:wpg="http://schemas.microsoft.com/office/word/2010/wordprocessingGroup" xmlns:wpi="http://schemas.microsoft.com/office/word/2010/wordprocessingInk" xmlns:wne="http://schemas.microsoft.com/office/word/2006/wordml" xmlns:wps="http://schemas.microsoft.com/office/word/2010/wordprocessingShape" mc:Ignorable="w14 w15 w16se w16cid w16 w16cex w16sdtdh w16sdtfl w16du wp14">
+<w:document xmlns:wpc="http://schemas.microsoft.com/office/word/2010/wordprocessingCanvas" xmlns:cx="http://schemas.microsoft.com/office/drawing/2014/chartex" xmlns:cx1="http://schemas.microsoft.com/office/drawing/2015/9/8/chartex" xmlns:cx2="http://schemas.microsoft.com/office/drawing/2015/10/21/chartex" xmlns:cx3="http://schemas.microsoft.com/office/drawing/2016/5/9/chartex" xmlns:cx4="http://schemas.microsoft.com/office/drawing/2016/5/10/chartex" xmlns:cx5="http://schemas.microsoft.com/office/drawing/2016/5/11/chartex" xmlns:cx6="http://schemas.microsoft.com/office/drawing/2016/5/12/chartex" xmlns:cx7="http://schemas.microsoft.com/office/drawing/2016/5/13/chartex" xmlns:cx8="http://schemas.microsoft.com/office/drawing/2016/5/14/chartex" xmlns:mc="http://schemas.openxmlformats.org/markup-compatibility/2006" xmlns:aink="http://schemas.microsoft.com/office/drawing/2016/ink" xmlns:am3d="http://schemas.microsoft.com/office/drawing/2017/model3d" xmlns:o="urn:schemas-microsoft-com:office:office" xmlns:oel="http://schemas.microsoft.com/office/2019/extlst" xmlns:r="http://schemas.openxmlformats.org/officeDocument/2006/relationships" xmlns:m="http://schemas.openxmlformats.org/officeDocument/2006/math" xmlns:v="urn:schemas-microsoft-com:vml" xmlns:wp14="http://schemas.microsoft.com/office/word/2010/wordprocessingDrawing" xmlns:wp="http://schemas.openxmlformats.org/drawingml/2006/wordprocessingDrawing" xmlns:w10="urn:schemas-microsoft-com:office:word" xmlns:w="http://schemas.openxmlformats.org/wordprocessingml/2006/main" xmlns:w14="http://schemas.microsoft.com/office/word/2010/wordml" xmlns:w15="http://schemas.microsoft.com/office/word/2012/wordml" xmlns:w16cex="http://schemas.microsoft.com/office/word/2018/wordml/cex" xmlns:w16cid="http://schemas.microsoft.com/office/word/2016/wordml/cid" xmlns:w16="http://schemas.microsoft.com/office/word/2018/wordml" xmlns:w16du="http://schemas.microsoft.com/office/word/2023/wordml/word16du" xmlns:w16sdtdh="http://schemas.microsoft.com/office/word/2020/wordml/sdtdatahash" xmlns:w16sdtfl="http://schemas.microsoft.com/office/word/2024/wordml/sdtformatlock" xmlns:w16se="http://schemas.microsoft.com/office/word/2015/wordml/symex" xmlns:wpg="http://schemas.microsoft.com/office/word/2010/wordprocessingGroup" xmlns:wpi="http://schemas.microsoft.com/office/word/2010/wordprocessingInk" xmlns:wne="http://schemas.microsoft.com/office/word/2006/wordml" xmlns:wps="http://schemas.microsoft.com/office/word/2010/wordprocessingShape" mc:Ignorable="w14 w15 w16se w16cid w16 w16cex w16sdtdh w16sdtfl w16du wp14">
   <w:body>
     <w:p>
       <w:pPr>
         <w:jc w:val="center"/>
+        <w:rPr>
+          <w:b/>
+          <w:sz w:val="32"/>
+        </w:rPr>
       </w:pPr>
       <w:r>
         <w:rPr>
@@ -27,6 +31,71 @@
         </w:rPr>
         <w:t xml:space="preserve"> </w:t>
       </w:r>
+    </w:p>
+    <w:p>
+      <w:pPr>
+        <w:rPr>
+          <w:b/>
+          <w:color w:val="943634" w:themeColor="accent2" w:themeShade="BF"/>
+          <w:sz w:val="32"/>
+        </w:rPr>
+      </w:pPr>
+      <w:r>
+        <w:rPr>
+          <w:b/>
+          <w:color w:val="943634" w:themeColor="accent2" w:themeShade="BF"/>
+          <w:sz w:val="32"/>
+        </w:rPr>
+        <w:t>WEB DEVELOPMENT FRAMEWORKS (ITUE203)</w:t>
+      </w:r>
+    </w:p>
+    <w:p>
+      <w:pPr>
+        <w:rPr>
+          <w:b/>
+          <w:sz w:val="32"/>
+        </w:rPr>
+      </w:pPr>
+      <w:r>
+        <w:rPr>
+          <w:b/>
+          <w:color w:val="943634" w:themeColor="accent2" w:themeShade="BF"/>
+          <w:sz w:val="32"/>
+        </w:rPr>
+        <w:t>SEMESTER</w:t>
+      </w:r>
+      <w:r>
+        <w:rPr>
+          <w:b/>
+          <w:sz w:val="32"/>
+        </w:rPr>
+        <w:t xml:space="preserve">: 3RD, 2026-27 </w:t>
+      </w:r>
+    </w:p>
+    <w:p>
+      <w:pPr>
+        <w:rPr>
+          <w:b/>
+          <w:sz w:val="32"/>
+        </w:rPr>
+      </w:pPr>
+      <w:r>
+        <w:rPr>
+          <w:b/>
+          <w:color w:val="943634" w:themeColor="accent2" w:themeShade="BF"/>
+          <w:sz w:val="32"/>
+        </w:rPr>
+        <w:t>ID</w:t>
+      </w:r>
+      <w:r>
+        <w:rPr>
+          <w:b/>
+          <w:sz w:val="32"/>
+        </w:rPr>
+        <w:t>: 25DCE110</w:t>
+      </w:r>
+    </w:p>
+    <w:p>
       <w:r>
         <w:rPr>
           <w:b/>
@@ -246,7 +315,23 @@
           <w:rFonts w:cs="Times New Roman"/>
           <w:szCs w:val="24"/>
         </w:rPr>
-        <w:t>3. Are typography, spacing, colors, and contrast readable?</w:t>
+        <w:t xml:space="preserve">3. </w:t>
+      </w:r>
+      <w:proofErr w:type="gramStart"/>
+      <w:r>
+        <w:rPr>
+          <w:rFonts w:cs="Times New Roman"/>
+          <w:szCs w:val="24"/>
+        </w:rPr>
+        <w:t>Are</w:t>
+      </w:r>
+      <w:proofErr w:type="gramEnd"/>
+      <w:r>
+        <w:rPr>
+          <w:rFonts w:cs="Times New Roman"/>
+          <w:szCs w:val="24"/>
+        </w:rPr>
+        <w:t xml:space="preserve"> typography, spacing, colors, and contrast readable?</w:t>
       </w:r>
     </w:p>
     <w:p>
@@ -261,15 +346,7 @@
           <w:rFonts w:cs="Times New Roman"/>
           <w:szCs w:val="24"/>
         </w:rPr>
-        <w:t xml:space="preserve">Yes, the typography, spacing, colors, and contrast are generally readable. The website uses clear fonts such as Segoe UI and Arial, with suitable font sizes and spacing between elements. The blue and white color combination provides good contrast, making the text easy to read. However, some pages use large fixed margins and inline styles, which can </w:t>
-      </w:r>
-      <w:r>
-        <w:rPr>
-          <w:rFonts w:cs="Times New Roman"/>
-          <w:szCs w:val="24"/>
-        </w:rPr>
-        <w:lastRenderedPageBreak/>
-        <w:t>affect readability on smaller screens. Overall, the design is readable, but spacing and font sizes could be made more responsive.</w:t>
+        <w:t>Yes, the typography, spacing, colors, and contrast are generally readable. The website uses clear fonts such as Segoe UI and Arial, with suitable font sizes and spacing between elements. The blue and white color combination provides good contrast, making the text easy to read. However, some pages use large fixed margins and inline styles, which can affect readability on smaller screens. Overall, the design is readable, but spacing and font sizes could be made more responsive.</w:t>
       </w:r>
     </w:p>
     <w:p>
@@ -411,12 +488,14 @@
           <w:lang w:val="en-IN"/>
         </w:rPr>
       </w:pPr>
+      <w:proofErr w:type="gramStart"/>
       <w:r>
         <w:rPr>
           <w:lang w:val="en-IN"/>
         </w:rPr>
         <w:t>.box</w:t>
       </w:r>
+      <w:proofErr w:type="gramEnd"/>
     </w:p>
     <w:p>
       <w:pPr>
@@ -463,11 +542,34 @@
           <w:lang w:val="en-IN"/>
         </w:rPr>
       </w:pPr>
+      <w:proofErr w:type="gramStart"/>
       <w:r>
         <w:rPr>
           <w:lang w:val="en-IN"/>
         </w:rPr>
         <w:t>.footer</w:t>
+      </w:r>
+      <w:proofErr w:type="gramEnd"/>
+    </w:p>
+    <w:p>
+      <w:pPr>
+        <w:rPr>
+          <w:lang w:val="en-IN"/>
+        </w:rPr>
+      </w:pPr>
+      <w:proofErr w:type="gramStart"/>
+      <w:r>
+        <w:rPr>
+          <w:lang w:val="en-IN"/>
+        </w:rPr>
+        <w:t>.footer</w:t>
+      </w:r>
+      <w:proofErr w:type="gramEnd"/>
+      <w:r>
+        <w:rPr>
+          <w:lang w:val="en-IN"/>
+        </w:rPr>
+        <w:t xml:space="preserve"> a</w:t>
       </w:r>
     </w:p>
     <w:p>
@@ -476,25 +578,29 @@
           <w:lang w:val="en-IN"/>
         </w:rPr>
       </w:pPr>
+      <w:proofErr w:type="gramStart"/>
       <w:r>
         <w:rPr>
           <w:lang w:val="en-IN"/>
         </w:rPr>
-        <w:t>.footer a</w:t>
+        <w:lastRenderedPageBreak/>
+        <w:t>.footer</w:t>
       </w:r>
-    </w:p>
-    <w:p>
-      <w:pPr>
+      <w:proofErr w:type="gramEnd"/>
+      <w:r>
         <w:rPr>
           <w:lang w:val="en-IN"/>
         </w:rPr>
-      </w:pPr>
+        <w:t xml:space="preserve"> </w:t>
+      </w:r>
+      <w:proofErr w:type="gramStart"/>
       <w:r>
         <w:rPr>
           <w:lang w:val="en-IN"/>
         </w:rPr>
-        <w:t>.footer a:hover</w:t>
+        <w:t>a:hover</w:t>
       </w:r>
+      <w:proofErr w:type="gramEnd"/>
     </w:p>
     <w:p>
       <w:pPr>
@@ -544,7 +650,6 @@
           <w:bCs/>
           <w:lang w:val="en-IN"/>
         </w:rPr>
-        <w:lastRenderedPageBreak/>
         <w:t>CSS Properties</w:t>
       </w:r>
     </w:p>
@@ -792,6 +897,7 @@
         <w:rPr>
           <w:lang w:val="en-IN"/>
         </w:rPr>
+        <w:lastRenderedPageBreak/>
         <w:t>white</w:t>
       </w:r>
     </w:p>
@@ -859,7 +965,6 @@
         <w:rPr>
           <w:lang w:val="en-IN"/>
         </w:rPr>
-        <w:lastRenderedPageBreak/>
         <w:t>bold</w:t>
       </w:r>
     </w:p>
@@ -1107,6 +1212,7 @@
         <w:rPr>
           <w:lang w:val="en-IN"/>
         </w:rPr>
+        <w:lastRenderedPageBreak/>
         <w:t>Box shadow</w:t>
       </w:r>
     </w:p>
@@ -1279,6 +1385,7 @@
     </w:p>
     <w:p>
       <w:r>
+        <w:lastRenderedPageBreak/>
         <w:t>Student dashboard:</w:t>
       </w:r>
     </w:p>
@@ -1287,7 +1394,6 @@
         <w:rPr>
           <w:noProof/>
         </w:rPr>
-        <w:lastRenderedPageBreak/>
         <w:drawing>
           <wp:inline distT="0" distB="0" distL="0" distR="0" wp14:anchorId="701040B8" wp14:editId="3A8FD49F">
             <wp:extent cx="6645910" cy="4153535"/>
@@ -1346,7 +1452,6 @@
     <w:p/>
     <w:p>
       <w:r>
-        <w:lastRenderedPageBreak/>
         <w:t>Admin:</w:t>
       </w:r>
     </w:p>
@@ -1357,9 +1462,9 @@
           <w:noProof/>
         </w:rPr>
         <w:drawing>
-          <wp:inline distT="0" distB="0" distL="0" distR="0" wp14:anchorId="2482A801" wp14:editId="4373E49D">
-            <wp:extent cx="6645910" cy="4153535"/>
-            <wp:effectExtent l="0" t="0" r="2540" b="0"/>
+          <wp:inline distT="0" distB="0" distL="0" distR="0" wp14:anchorId="2482A801" wp14:editId="43C73DB3">
+            <wp:extent cx="5558666" cy="3474033"/>
+            <wp:effectExtent l="0" t="0" r="4445" b="0"/>
             <wp:docPr id="1296800334" name="Picture 1"/>
             <wp:cNvGraphicFramePr>
               <a:graphicFrameLocks xmlns:a="http://schemas.openxmlformats.org/drawingml/2006/main" noChangeAspect="1"/>
@@ -1380,7 +1485,7 @@
                   <pic:spPr>
                     <a:xfrm>
                       <a:off x="0" y="0"/>
-                      <a:ext cx="6645910" cy="4153535"/>
+                      <a:ext cx="5560546" cy="3475208"/>
                     </a:xfrm>
                     <a:prstGeom prst="rect">
                       <a:avLst/>
@@ -1404,7 +1509,6 @@
     <w:p/>
     <w:p>
       <w:r>
-        <w:lastRenderedPageBreak/>
         <w:t>Contact Us:</w:t>
       </w:r>
     </w:p>
@@ -1413,6 +1517,7 @@
         <w:rPr>
           <w:noProof/>
         </w:rPr>
+        <w:lastRenderedPageBreak/>
         <w:drawing>
           <wp:inline distT="0" distB="0" distL="0" distR="0" wp14:anchorId="47001537" wp14:editId="693ABF1C">
             <wp:extent cx="6645910" cy="4153535"/>
@@ -1462,7 +1567,6 @@
     <w:p/>
     <w:p>
       <w:r>
-        <w:lastRenderedPageBreak/>
         <w:t>Fee Payment Gateway:</w:t>
       </w:r>
     </w:p>
@@ -1471,6 +1575,7 @@
         <w:rPr>
           <w:noProof/>
         </w:rPr>
+        <w:lastRenderedPageBreak/>
         <w:drawing>
           <wp:inline distT="0" distB="0" distL="0" distR="0" wp14:anchorId="03E8E9BA" wp14:editId="1131F2F4">
             <wp:extent cx="5486400" cy="3428869"/>
@@ -1522,7 +1627,6 @@
     <w:p/>
     <w:p>
       <w:r>
-        <w:lastRenderedPageBreak/>
         <w:t>Departments:</w:t>
       </w:r>
     </w:p>
@@ -1531,6 +1635,7 @@
         <w:rPr>
           <w:noProof/>
         </w:rPr>
+        <w:lastRenderedPageBreak/>
         <w:drawing>
           <wp:inline distT="0" distB="0" distL="0" distR="0" wp14:anchorId="30D0C1EB" wp14:editId="53AC1902">
             <wp:extent cx="6645910" cy="4153535"/>
@@ -1580,7 +1685,6 @@
     <w:p/>
     <w:p>
       <w:r>
-        <w:lastRenderedPageBreak/>
         <w:t>Faculty:</w:t>
       </w:r>
     </w:p>
@@ -1589,6 +1693,7 @@
         <w:rPr>
           <w:noProof/>
         </w:rPr>
+        <w:lastRenderedPageBreak/>
         <w:drawing>
           <wp:inline distT="0" distB="0" distL="0" distR="0" wp14:anchorId="06012BC8" wp14:editId="75F946A2">
             <wp:extent cx="6645910" cy="4153535"/>
@@ -1638,7 +1743,6 @@
     <w:p/>
     <w:p>
       <w:r>
-        <w:lastRenderedPageBreak/>
         <w:t>FAQs:</w:t>
       </w:r>
     </w:p>
@@ -1647,6 +1751,7 @@
         <w:rPr>
           <w:noProof/>
         </w:rPr>
+        <w:lastRenderedPageBreak/>
         <w:drawing>
           <wp:inline distT="0" distB="0" distL="0" distR="0" wp14:anchorId="1859A7A6" wp14:editId="4281381D">
             <wp:extent cx="6645910" cy="4153535"/>
@@ -1697,6 +1802,7 @@
     <w:p/>
     <w:p>
       <w:r>
+        <w:lastRenderedPageBreak/>
         <w:t>Feedback page:</w:t>
       </w:r>
     </w:p>
@@ -1706,9 +1812,9 @@
           <w:noProof/>
         </w:rPr>
         <w:drawing>
-          <wp:inline distT="0" distB="0" distL="0" distR="0" wp14:anchorId="72527BD6" wp14:editId="6165AFA2">
-            <wp:extent cx="6645910" cy="4153535"/>
-            <wp:effectExtent l="0" t="0" r="2540" b="0"/>
+          <wp:inline distT="0" distB="0" distL="0" distR="0" wp14:anchorId="72527BD6" wp14:editId="25F7153D">
+            <wp:extent cx="6146787" cy="3841595"/>
+            <wp:effectExtent l="0" t="0" r="6985" b="6985"/>
             <wp:docPr id="179787603" name="Picture 1"/>
             <wp:cNvGraphicFramePr>
               <a:graphicFrameLocks xmlns:a="http://schemas.openxmlformats.org/drawingml/2006/main" noChangeAspect="1"/>
@@ -1729,7 +1835,7 @@
                   <pic:spPr>
                     <a:xfrm>
                       <a:off x="0" y="0"/>
-                      <a:ext cx="6645910" cy="4153535"/>
+                      <a:ext cx="6157827" cy="3848495"/>
                     </a:xfrm>
                     <a:prstGeom prst="rect">
                       <a:avLst/>
@@ -1753,7 +1859,6 @@
     <w:p/>
     <w:p>
       <w:r>
-        <w:lastRenderedPageBreak/>
         <w:t>About:</w:t>
       </w:r>
     </w:p>
@@ -1762,6 +1867,7 @@
         <w:rPr>
           <w:noProof/>
         </w:rPr>
+        <w:lastRenderedPageBreak/>
         <w:drawing>
           <wp:inline distT="0" distB="0" distL="0" distR="0" wp14:anchorId="150FD377" wp14:editId="1B302824">
             <wp:extent cx="6645910" cy="4153535"/>
@@ -1871,7 +1977,6 @@
           <w:sz w:val="28"/>
           <w:szCs w:val="22"/>
         </w:rPr>
-        <w:lastRenderedPageBreak/>
         <w:t>GitHub Repository</w:t>
       </w:r>
       <w:r>
@@ -1966,64 +2071,10 @@
           <w:sz w:val="24"/>
           <w:szCs w:val="24"/>
         </w:rPr>
-        <w:t>I faced challenge in designing the webpages . I couldn’t align them in the desired manner. The color combination also took some time.</w:t>
+        <w:t xml:space="preserve">I faced challenge in designing the </w:t>
       </w:r>
-    </w:p>
-    <w:p>
-      <w:pPr>
-        <w:rPr>
-          <w:b/>
-          <w:sz w:val="28"/>
-        </w:rPr>
-      </w:pPr>
+      <w:proofErr w:type="gramStart"/>
       <w:r>
-        <w:rPr>
-          <w:b/>
-          <w:sz w:val="28"/>
-        </w:rPr>
-        <w:br/>
-      </w:r>
-    </w:p>
-    <w:p>
-      <w:pPr>
-        <w:pStyle w:val="Heading2"/>
-        <w:numPr>
-          <w:ilvl w:val="0"/>
-          <w:numId w:val="11"/>
-        </w:numPr>
-        <w:rPr>
-          <w:rFonts w:ascii="Times New Roman" w:eastAsia="Times New Roman" w:hAnsi="Times New Roman" w:cstheme="minorBidi"/>
-          <w:bCs w:val="0"/>
-          <w:color w:val="auto"/>
-          <w:sz w:val="28"/>
-          <w:szCs w:val="22"/>
-        </w:rPr>
-      </w:pPr>
-      <w:r>
-        <w:rPr>
-          <w:rFonts w:ascii="Times New Roman" w:eastAsia="Times New Roman" w:hAnsi="Times New Roman" w:cstheme="minorBidi"/>
-          <w:bCs w:val="0"/>
-          <w:color w:val="auto"/>
-          <w:sz w:val="28"/>
-          <w:szCs w:val="22"/>
-        </w:rPr>
-        <w:t>Learning Outcomes</w:t>
-      </w:r>
-      <w:r>
-        <w:rPr>
-          <w:rFonts w:ascii="Times New Roman" w:eastAsia="Times New Roman" w:hAnsi="Times New Roman" w:cstheme="minorBidi"/>
-          <w:bCs w:val="0"/>
-          <w:color w:val="auto"/>
-          <w:sz w:val="28"/>
-          <w:szCs w:val="22"/>
-        </w:rPr>
-        <w:t>:</w:t>
-      </w:r>
-    </w:p>
-    <w:p>
-      <w:pPr>
-        <w:pStyle w:val="Heading2"/>
-        <w:spacing w:before="0"/>
         <w:rPr>
           <w:rFonts w:ascii="Times New Roman" w:eastAsia="Times New Roman" w:hAnsi="Times New Roman" w:cs="Times New Roman"/>
           <w:b w:val="0"/>
@@ -2032,7 +2083,9 @@
           <w:sz w:val="24"/>
           <w:szCs w:val="24"/>
         </w:rPr>
-      </w:pPr>
+        <w:t>webpages .</w:t>
+      </w:r>
+      <w:proofErr w:type="gramEnd"/>
       <w:r>
         <w:rPr>
           <w:rFonts w:ascii="Times New Roman" w:eastAsia="Times New Roman" w:hAnsi="Times New Roman" w:cs="Times New Roman"/>
@@ -2042,10 +2095,65 @@
           <w:sz w:val="24"/>
           <w:szCs w:val="24"/>
         </w:rPr>
-        <w:t xml:space="preserve">I learned how to </w:t>
+        <w:t xml:space="preserve"> I couldn’t align them in the desired manner. The color combination also took some time.</w:t>
       </w:r>
-      <w:proofErr w:type="spellStart"/>
+    </w:p>
+    <w:p>
+      <w:pPr>
+        <w:rPr>
+          <w:b/>
+          <w:sz w:val="28"/>
+        </w:rPr>
+      </w:pPr>
       <w:r>
+        <w:rPr>
+          <w:b/>
+          <w:sz w:val="28"/>
+        </w:rPr>
+        <w:br/>
+      </w:r>
+    </w:p>
+    <w:p>
+      <w:pPr>
+        <w:pStyle w:val="Heading2"/>
+        <w:numPr>
+          <w:ilvl w:val="0"/>
+          <w:numId w:val="11"/>
+        </w:numPr>
+        <w:rPr>
+          <w:rFonts w:ascii="Times New Roman" w:eastAsia="Times New Roman" w:hAnsi="Times New Roman" w:cstheme="minorBidi"/>
+          <w:bCs w:val="0"/>
+          <w:color w:val="auto"/>
+          <w:sz w:val="28"/>
+          <w:szCs w:val="22"/>
+        </w:rPr>
+      </w:pPr>
+      <w:r>
+        <w:rPr>
+          <w:rFonts w:ascii="Times New Roman" w:eastAsia="Times New Roman" w:hAnsi="Times New Roman" w:cstheme="minorBidi"/>
+          <w:bCs w:val="0"/>
+          <w:color w:val="auto"/>
+          <w:sz w:val="28"/>
+          <w:szCs w:val="22"/>
+        </w:rPr>
+        <w:lastRenderedPageBreak/>
+        <w:t>Learning Outcomes</w:t>
+      </w:r>
+      <w:r>
+        <w:rPr>
+          <w:rFonts w:ascii="Times New Roman" w:eastAsia="Times New Roman" w:hAnsi="Times New Roman" w:cstheme="minorBidi"/>
+          <w:bCs w:val="0"/>
+          <w:color w:val="auto"/>
+          <w:sz w:val="28"/>
+          <w:szCs w:val="22"/>
+        </w:rPr>
+        <w:t>:</w:t>
+      </w:r>
+    </w:p>
+    <w:p>
+      <w:pPr>
+        <w:pStyle w:val="Heading2"/>
+        <w:spacing w:before="0"/>
         <w:rPr>
           <w:rFonts w:ascii="Times New Roman" w:eastAsia="Times New Roman" w:hAnsi="Times New Roman" w:cs="Times New Roman"/>
           <w:b w:val="0"/>
@@ -2054,9 +2162,7 @@
           <w:sz w:val="24"/>
           <w:szCs w:val="24"/>
         </w:rPr>
-        <w:t>css</w:t>
-      </w:r>
-      <w:proofErr w:type="spellEnd"/>
+      </w:pPr>
       <w:r>
         <w:rPr>
           <w:rFonts w:ascii="Times New Roman" w:eastAsia="Times New Roman" w:hAnsi="Times New Roman" w:cs="Times New Roman"/>
@@ -2066,7 +2172,55 @@
           <w:sz w:val="24"/>
           <w:szCs w:val="24"/>
         </w:rPr>
-        <w:t xml:space="preserve"> with HTML . I also learned three types of CSS. How to use CSS with HTML file by giving the path and using the link tag.</w:t>
+        <w:t xml:space="preserve">I learned how to </w:t>
+      </w:r>
+      <w:proofErr w:type="spellStart"/>
+      <w:r>
+        <w:rPr>
+          <w:rFonts w:ascii="Times New Roman" w:eastAsia="Times New Roman" w:hAnsi="Times New Roman" w:cs="Times New Roman"/>
+          <w:b w:val="0"/>
+          <w:bCs w:val="0"/>
+          <w:color w:val="FF0000"/>
+          <w:sz w:val="24"/>
+          <w:szCs w:val="24"/>
+        </w:rPr>
+        <w:t>css</w:t>
+      </w:r>
+      <w:proofErr w:type="spellEnd"/>
+      <w:r>
+        <w:rPr>
+          <w:rFonts w:ascii="Times New Roman" w:eastAsia="Times New Roman" w:hAnsi="Times New Roman" w:cs="Times New Roman"/>
+          <w:b w:val="0"/>
+          <w:bCs w:val="0"/>
+          <w:color w:val="FF0000"/>
+          <w:sz w:val="24"/>
+          <w:szCs w:val="24"/>
+        </w:rPr>
+        <w:t xml:space="preserve"> with </w:t>
+      </w:r>
+      <w:proofErr w:type="gramStart"/>
+      <w:r>
+        <w:rPr>
+          <w:rFonts w:ascii="Times New Roman" w:eastAsia="Times New Roman" w:hAnsi="Times New Roman" w:cs="Times New Roman"/>
+          <w:b w:val="0"/>
+          <w:bCs w:val="0"/>
+          <w:color w:val="FF0000"/>
+          <w:sz w:val="24"/>
+          <w:szCs w:val="24"/>
+        </w:rPr>
+        <w:t>HTML .</w:t>
+      </w:r>
+      <w:proofErr w:type="gramEnd"/>
+      <w:r>
+        <w:rPr>
+          <w:rFonts w:ascii="Times New Roman" w:eastAsia="Times New Roman" w:hAnsi="Times New Roman" w:cs="Times New Roman"/>
+          <w:b w:val="0"/>
+          <w:bCs w:val="0"/>
+          <w:color w:val="FF0000"/>
+          <w:sz w:val="24"/>
+          <w:szCs w:val="24"/>
+        </w:rPr>
+        <w:t xml:space="preserve"> I also learned three types of CSS. How to use CSS with HTML file by giving the path and using the link tag.</w:t>
       </w:r>
     </w:p>
     <w:p>
@@ -2150,7 +2304,7 @@
 </file>
 
 <file path=word/endnotes.xml><?xml version="1.0" encoding="utf-8"?>
-<w:endnotes xmlns:wpc="http://schemas.microsoft.com/office/word/2010/wordprocessingCanvas" xmlns:cx="http://schemas.microsoft.com/office/drawing/2014/chartex" xmlns:cx1="http://schemas.microsoft.com/office/drawing/2015/9/8/chartex" xmlns:cx2="http://schemas.microsoft.com/office/drawing/2015/10/21/chartex" xmlns:cx3="http://schemas.microsoft.com/office/drawing/2016/5/9/chartex" xmlns:cx4="http://schemas.microsoft.com/office/drawing/2016/5/10/chartex" xmlns:cx5="http://schemas.microsoft.com/office/drawing/2016/5/11/chartex" xmlns:cx6="http://schemas.microsoft.com/office/drawing/2016/5/12/chartex" xmlns:cx7="http://schemas.microsoft.com/office/drawing/2016/5/13/chartex" xmlns:cx8="http://schemas.microsoft.com/office/drawing/2016/5/14/chartex" xmlns:mc="http://schemas.openxmlformats.org/markup-compatibility/2006" xmlns:aink="http://schemas.microsoft.com/office/drawing/2016/ink" xmlns:am3d="http://schemas.microsoft.com/office/drawing/2017/model3d" xmlns:o="urn:schemas-microsoft-com:office:office" xmlns:oel="http://schemas.microsoft.com/office/2019/extlst" xmlns:r="http://schemas.openxmlformats.org/officeDocument/2006/relationships" xmlns:m="http://schemas.openxmlformats.org/officeDocument/2006/math" xmlns:v="urn:schemas-microsoft-com:vml" xmlns:wp14="http://schemas.microsoft.com/office/word/2010/wordprocessingDrawing" xmlns:wp="http://schemas.openxmlformats.org/drawingml/2006/wordprocessingDrawing" xmlns:w10="urn:schemas-microsoft-com:office:word" xmlns:w="http://schemas.openxmlformats.org/wordprocessingml/2006/main" xmlns:w14="http://schemas.microsoft.com/office/word/2010/wordml" xmlns:w15="http://schemas.microsoft.com/office/word/2012/wordml" xmlns:w16cei="http://schemas.microsoft.com/office/word/2026/wordml/cei" xmlns:w16cex="http://schemas.microsoft.com/office/word/2018/wordml/cex" xmlns:w16cid="http://schemas.microsoft.com/office/word/2016/wordml/cid" xmlns:w16="http://schemas.microsoft.com/office/word/2018/wordml" xmlns:w16du="http://schemas.microsoft.com/office/word/2023/wordml/word16du" xmlns:w16sdtdh="http://schemas.microsoft.com/office/word/2020/wordml/sdtdatahash" xmlns:w16sdtfl="http://schemas.microsoft.com/office/word/2024/wordml/sdtformatlock" xmlns:w16se="http://schemas.microsoft.com/office/word/2015/wordml/symex" xmlns:wpg="http://schemas.microsoft.com/office/word/2010/wordprocessingGroup" xmlns:wpi="http://schemas.microsoft.com/office/word/2010/wordprocessingInk" xmlns:wne="http://schemas.microsoft.com/office/word/2006/wordml" xmlns:wps="http://schemas.microsoft.com/office/word/2010/wordprocessingShape" mc:Ignorable="w14 w15 w16se w16cid w16 w16cex w16sdtdh w16sdtfl w16du wp14">
+<w:endnotes xmlns:wpc="http://schemas.microsoft.com/office/word/2010/wordprocessingCanvas" xmlns:cx="http://schemas.microsoft.com/office/drawing/2014/chartex" xmlns:cx1="http://schemas.microsoft.com/office/drawing/2015/9/8/chartex" xmlns:cx2="http://schemas.microsoft.com/office/drawing/2015/10/21/chartex" xmlns:cx3="http://schemas.microsoft.com/office/drawing/2016/5/9/chartex" xmlns:cx4="http://schemas.microsoft.com/office/drawing/2016/5/10/chartex" xmlns:cx5="http://schemas.microsoft.com/office/drawing/2016/5/11/chartex" xmlns:cx6="http://schemas.microsoft.com/office/drawing/2016/5/12/chartex" xmlns:cx7="http://schemas.microsoft.com/office/drawing/2016/5/13/chartex" xmlns:cx8="http://schemas.microsoft.com/office/drawing/2016/5/14/chartex" xmlns:mc="http://schemas.openxmlformats.org/markup-compatibility/2006" xmlns:aink="http://schemas.microsoft.com/office/drawing/2016/ink" xmlns:am3d="http://schemas.microsoft.com/office/drawing/2017/model3d" xmlns:o="urn:schemas-microsoft-com:office:office" xmlns:oel="http://schemas.microsoft.com/office/2019/extlst" xmlns:r="http://schemas.openxmlformats.org/officeDocument/2006/relationships" xmlns:m="http://schemas.openxmlformats.org/officeDocument/2006/math" xmlns:v="urn:schemas-microsoft-com:vml" xmlns:wp14="http://schemas.microsoft.com/office/word/2010/wordprocessingDrawing" xmlns:wp="http://schemas.openxmlformats.org/drawingml/2006/wordprocessingDrawing" xmlns:w10="urn:schemas-microsoft-com:office:word" xmlns:w="http://schemas.openxmlformats.org/wordprocessingml/2006/main" xmlns:w14="http://schemas.microsoft.com/office/word/2010/wordml" xmlns:w15="http://schemas.microsoft.com/office/word/2012/wordml" xmlns:w16cex="http://schemas.microsoft.com/office/word/2018/wordml/cex" xmlns:w16cid="http://schemas.microsoft.com/office/word/2016/wordml/cid" xmlns:w16="http://schemas.microsoft.com/office/word/2018/wordml" xmlns:w16du="http://schemas.microsoft.com/office/word/2023/wordml/word16du" xmlns:w16sdtdh="http://schemas.microsoft.com/office/word/2020/wordml/sdtdatahash" xmlns:w16sdtfl="http://schemas.microsoft.com/office/word/2024/wordml/sdtformatlock" xmlns:w16se="http://schemas.microsoft.com/office/word/2015/wordml/symex" xmlns:wpg="http://schemas.microsoft.com/office/word/2010/wordprocessingGroup" xmlns:wpi="http://schemas.microsoft.com/office/word/2010/wordprocessingInk" xmlns:wne="http://schemas.microsoft.com/office/word/2006/wordml" xmlns:wps="http://schemas.microsoft.com/office/word/2010/wordprocessingShape" mc:Ignorable="w14 w15 w16se w16cid w16 w16cex w16sdtdh w16sdtfl w16du wp14">
   <w:endnote w:type="separator" w:id="-1">
     <w:p>
       <w:pPr>
@@ -2175,7 +2329,7 @@
 </file>
 
 <file path=word/footer1.xml><?xml version="1.0" encoding="utf-8"?>
-<w:ftr xmlns:wpc="http://schemas.microsoft.com/office/word/2010/wordprocessingCanvas" xmlns:cx="http://schemas.microsoft.com/office/drawing/2014/chartex" xmlns:cx1="http://schemas.microsoft.com/office/drawing/2015/9/8/chartex" xmlns:cx2="http://schemas.microsoft.com/office/drawing/2015/10/21/chartex" xmlns:cx3="http://schemas.microsoft.com/office/drawing/2016/5/9/chartex" xmlns:cx4="http://schemas.microsoft.com/office/drawing/2016/5/10/chartex" xmlns:cx5="http://schemas.microsoft.com/office/drawing/2016/5/11/chartex" xmlns:cx6="http://schemas.microsoft.com/office/drawing/2016/5/12/chartex" xmlns:cx7="http://schemas.microsoft.com/office/drawing/2016/5/13/chartex" xmlns:cx8="http://schemas.microsoft.com/office/drawing/2016/5/14/chartex" xmlns:mc="http://schemas.openxmlformats.org/markup-compatibility/2006" xmlns:aink="http://schemas.microsoft.com/office/drawing/2016/ink" xmlns:am3d="http://schemas.microsoft.com/office/drawing/2017/model3d" xmlns:o="urn:schemas-microsoft-com:office:office" xmlns:oel="http://schemas.microsoft.com/office/2019/extlst" xmlns:r="http://schemas.openxmlformats.org/officeDocument/2006/relationships" xmlns:m="http://schemas.openxmlformats.org/officeDocument/2006/math" xmlns:v="urn:schemas-microsoft-com:vml" xmlns:wp14="http://schemas.microsoft.com/office/word/2010/wordprocessingDrawing" xmlns:wp="http://schemas.openxmlformats.org/drawingml/2006/wordprocessingDrawing" xmlns:w10="urn:schemas-microsoft-com:office:word" xmlns:w="http://schemas.openxmlformats.org/wordprocessingml/2006/main" xmlns:w14="http://schemas.microsoft.com/office/word/2010/wordml" xmlns:w15="http://schemas.microsoft.com/office/word/2012/wordml" xmlns:w16cei="http://schemas.microsoft.com/office/word/2026/wordml/cei" xmlns:w16cex="http://schemas.microsoft.com/office/word/2018/wordml/cex" xmlns:w16cid="http://schemas.microsoft.com/office/word/2016/wordml/cid" xmlns:w16="http://schemas.microsoft.com/office/word/2018/wordml" xmlns:w16du="http://schemas.microsoft.com/office/word/2023/wordml/word16du" xmlns:w16sdtdh="http://schemas.microsoft.com/office/word/2020/wordml/sdtdatahash" xmlns:w16sdtfl="http://schemas.microsoft.com/office/word/2024/wordml/sdtformatlock" xmlns:w16se="http://schemas.microsoft.com/office/word/2015/wordml/symex" xmlns:wpg="http://schemas.microsoft.com/office/word/2010/wordprocessingGroup" xmlns:wpi="http://schemas.microsoft.com/office/word/2010/wordprocessingInk" xmlns:wne="http://schemas.microsoft.com/office/word/2006/wordml" xmlns:wps="http://schemas.microsoft.com/office/word/2010/wordprocessingShape" mc:Ignorable="w14 w15 w16se w16cid w16 w16cex w16sdtdh w16sdtfl w16du wp14">
+<w:ftr xmlns:wpc="http://schemas.microsoft.com/office/word/2010/wordprocessingCanvas" xmlns:cx="http://schemas.microsoft.com/office/drawing/2014/chartex" xmlns:cx1="http://schemas.microsoft.com/office/drawing/2015/9/8/chartex" xmlns:cx2="http://schemas.microsoft.com/office/drawing/2015/10/21/chartex" xmlns:cx3="http://schemas.microsoft.com/office/drawing/2016/5/9/chartex" xmlns:cx4="http://schemas.microsoft.com/office/drawing/2016/5/10/chartex" xmlns:cx5="http://schemas.microsoft.com/office/drawing/2016/5/11/chartex" xmlns:cx6="http://schemas.microsoft.com/office/drawing/2016/5/12/chartex" xmlns:cx7="http://schemas.microsoft.com/office/drawing/2016/5/13/chartex" xmlns:cx8="http://schemas.microsoft.com/office/drawing/2016/5/14/chartex" xmlns:mc="http://schemas.openxmlformats.org/markup-compatibility/2006" xmlns:aink="http://schemas.microsoft.com/office/drawing/2016/ink" xmlns:am3d="http://schemas.microsoft.com/office/drawing/2017/model3d" xmlns:o="urn:schemas-microsoft-com:office:office" xmlns:oel="http://schemas.microsoft.com/office/2019/extlst" xmlns:r="http://schemas.openxmlformats.org/officeDocument/2006/relationships" xmlns:m="http://schemas.openxmlformats.org/officeDocument/2006/math" xmlns:v="urn:schemas-microsoft-com:vml" xmlns:wp14="http://schemas.microsoft.com/office/word/2010/wordprocessingDrawing" xmlns:wp="http://schemas.openxmlformats.org/drawingml/2006/wordprocessingDrawing" xmlns:w10="urn:schemas-microsoft-com:office:word" xmlns:w="http://schemas.openxmlformats.org/wordprocessingml/2006/main" xmlns:w14="http://schemas.microsoft.com/office/word/2010/wordml" xmlns:w15="http://schemas.microsoft.com/office/word/2012/wordml" xmlns:w16cex="http://schemas.microsoft.com/office/word/2018/wordml/cex" xmlns:w16cid="http://schemas.microsoft.com/office/word/2016/wordml/cid" xmlns:w16="http://schemas.microsoft.com/office/word/2018/wordml" xmlns:w16du="http://schemas.microsoft.com/office/word/2023/wordml/word16du" xmlns:w16sdtdh="http://schemas.microsoft.com/office/word/2020/wordml/sdtdatahash" xmlns:w16sdtfl="http://schemas.microsoft.com/office/word/2024/wordml/sdtformatlock" xmlns:w16se="http://schemas.microsoft.com/office/word/2015/wordml/symex" xmlns:wpg="http://schemas.microsoft.com/office/word/2010/wordprocessingGroup" xmlns:wpi="http://schemas.microsoft.com/office/word/2010/wordprocessingInk" xmlns:wne="http://schemas.microsoft.com/office/word/2006/wordml" xmlns:wps="http://schemas.microsoft.com/office/word/2010/wordprocessingShape" mc:Ignorable="w14 w15 w16se w16cid w16 w16cex w16sdtdh w16sdtfl w16du wp14">
   <w:p>
     <w:pPr>
       <w:pStyle w:val="Footer"/>
@@ -2185,7 +2339,7 @@
 </file>
 
 <file path=word/footer2.xml><?xml version="1.0" encoding="utf-8"?>
-<w:ftr xmlns:wpc="http://schemas.microsoft.com/office/word/2010/wordprocessingCanvas" xmlns:cx="http://schemas.microsoft.com/office/drawing/2014/chartex" xmlns:cx1="http://schemas.microsoft.com/office/drawing/2015/9/8/chartex" xmlns:cx2="http://schemas.microsoft.com/office/drawing/2015/10/21/chartex" xmlns:cx3="http://schemas.microsoft.com/office/drawing/2016/5/9/chartex" xmlns:cx4="http://schemas.microsoft.com/office/drawing/2016/5/10/chartex" xmlns:cx5="http://schemas.microsoft.com/office/drawing/2016/5/11/chartex" xmlns:cx6="http://schemas.microsoft.com/office/drawing/2016/5/12/chartex" xmlns:cx7="http://schemas.microsoft.com/office/drawing/2016/5/13/chartex" xmlns:cx8="http://schemas.microsoft.com/office/drawing/2016/5/14/chartex" xmlns:mc="http://schemas.openxmlformats.org/markup-compatibility/2006" xmlns:aink="http://schemas.microsoft.com/office/drawing/2016/ink" xmlns:am3d="http://schemas.microsoft.com/office/drawing/2017/model3d" xmlns:o="urn:schemas-microsoft-com:office:office" xmlns:oel="http://schemas.microsoft.com/office/2019/extlst" xmlns:r="http://schemas.openxmlformats.org/officeDocument/2006/relationships" xmlns:m="http://schemas.openxmlformats.org/officeDocument/2006/math" xmlns:v="urn:schemas-microsoft-com:vml" xmlns:wp14="http://schemas.microsoft.com/office/word/2010/wordprocessingDrawing" xmlns:wp="http://schemas.openxmlformats.org/drawingml/2006/wordprocessingDrawing" xmlns:w10="urn:schemas-microsoft-com:office:word" xmlns:w="http://schemas.openxmlformats.org/wordprocessingml/2006/main" xmlns:w14="http://schemas.microsoft.com/office/word/2010/wordml" xmlns:w15="http://schemas.microsoft.com/office/word/2012/wordml" xmlns:w16cei="http://schemas.microsoft.com/office/word/2026/wordml/cei" xmlns:w16cex="http://schemas.microsoft.com/office/word/2018/wordml/cex" xmlns:w16cid="http://schemas.microsoft.com/office/word/2016/wordml/cid" xmlns:w16="http://schemas.microsoft.com/office/word/2018/wordml" xmlns:w16du="http://schemas.microsoft.com/office/word/2023/wordml/word16du" xmlns:w16sdtdh="http://schemas.microsoft.com/office/word/2020/wordml/sdtdatahash" xmlns:w16sdtfl="http://schemas.microsoft.com/office/word/2024/wordml/sdtformatlock" xmlns:w16se="http://schemas.microsoft.com/office/word/2015/wordml/symex" xmlns:wpg="http://schemas.microsoft.com/office/word/2010/wordprocessingGroup" xmlns:wpi="http://schemas.microsoft.com/office/word/2010/wordprocessingInk" xmlns:wne="http://schemas.microsoft.com/office/word/2006/wordml" xmlns:wps="http://schemas.microsoft.com/office/word/2010/wordprocessingShape" mc:Ignorable="w14 w15 w16se w16cid w16 w16cex w16sdtdh w16sdtfl w16du wp14">
+<w:ftr xmlns:wpc="http://schemas.microsoft.com/office/word/2010/wordprocessingCanvas" xmlns:cx="http://schemas.microsoft.com/office/drawing/2014/chartex" xmlns:cx1="http://schemas.microsoft.com/office/drawing/2015/9/8/chartex" xmlns:cx2="http://schemas.microsoft.com/office/drawing/2015/10/21/chartex" xmlns:cx3="http://schemas.microsoft.com/office/drawing/2016/5/9/chartex" xmlns:cx4="http://schemas.microsoft.com/office/drawing/2016/5/10/chartex" xmlns:cx5="http://schemas.microsoft.com/office/drawing/2016/5/11/chartex" xmlns:cx6="http://schemas.microsoft.com/office/drawing/2016/5/12/chartex" xmlns:cx7="http://schemas.microsoft.com/office/drawing/2016/5/13/chartex" xmlns:cx8="http://schemas.microsoft.com/office/drawing/2016/5/14/chartex" xmlns:mc="http://schemas.openxmlformats.org/markup-compatibility/2006" xmlns:aink="http://schemas.microsoft.com/office/drawing/2016/ink" xmlns:am3d="http://schemas.microsoft.com/office/drawing/2017/model3d" xmlns:o="urn:schemas-microsoft-com:office:office" xmlns:oel="http://schemas.microsoft.com/office/2019/extlst" xmlns:r="http://schemas.openxmlformats.org/officeDocument/2006/relationships" xmlns:m="http://schemas.openxmlformats.org/officeDocument/2006/math" xmlns:v="urn:schemas-microsoft-com:vml" xmlns:wp14="http://schemas.microsoft.com/office/word/2010/wordprocessingDrawing" xmlns:wp="http://schemas.openxmlformats.org/drawingml/2006/wordprocessingDrawing" xmlns:w10="urn:schemas-microsoft-com:office:word" xmlns:w="http://schemas.openxmlformats.org/wordprocessingml/2006/main" xmlns:w14="http://schemas.microsoft.com/office/word/2010/wordml" xmlns:w15="http://schemas.microsoft.com/office/word/2012/wordml" xmlns:w16cex="http://schemas.microsoft.com/office/word/2018/wordml/cex" xmlns:w16cid="http://schemas.microsoft.com/office/word/2016/wordml/cid" xmlns:w16="http://schemas.microsoft.com/office/word/2018/wordml" xmlns:w16du="http://schemas.microsoft.com/office/word/2023/wordml/word16du" xmlns:w16sdtdh="http://schemas.microsoft.com/office/word/2020/wordml/sdtdatahash" xmlns:w16sdtfl="http://schemas.microsoft.com/office/word/2024/wordml/sdtformatlock" xmlns:w16se="http://schemas.microsoft.com/office/word/2015/wordml/symex" xmlns:wpg="http://schemas.microsoft.com/office/word/2010/wordprocessingGroup" xmlns:wpi="http://schemas.microsoft.com/office/word/2010/wordprocessingInk" xmlns:wne="http://schemas.microsoft.com/office/word/2006/wordml" xmlns:wps="http://schemas.microsoft.com/office/word/2010/wordprocessingShape" mc:Ignorable="w14 w15 w16se w16cid w16 w16cex w16sdtdh w16sdtfl w16du wp14">
   <w:p>
     <w:pPr>
       <w:pStyle w:val="Footer"/>
@@ -2201,7 +2355,19 @@
       <w:rPr>
         <w:color w:val="FF0000"/>
       </w:rPr>
-      <w:t xml:space="preserve">25DCE191 </w:t>
+      <w:t>25DCE11</w:t>
+    </w:r>
+    <w:r>
+      <w:rPr>
+        <w:color w:val="FF0000"/>
+      </w:rPr>
+      <w:t>0</w:t>
+    </w:r>
+    <w:r>
+      <w:rPr>
+        <w:color w:val="FF0000"/>
+      </w:rPr>
+      <w:t xml:space="preserve"> </w:t>
     </w:r>
     <w:r>
       <w:t xml:space="preserve">                                                                                                                           </w:t>
@@ -2253,7 +2419,7 @@
 </file>
 
 <file path=word/footer3.xml><?xml version="1.0" encoding="utf-8"?>
-<w:ftr xmlns:wpc="http://schemas.microsoft.com/office/word/2010/wordprocessingCanvas" xmlns:cx="http://schemas.microsoft.com/office/drawing/2014/chartex" xmlns:cx1="http://schemas.microsoft.com/office/drawing/2015/9/8/chartex" xmlns:cx2="http://schemas.microsoft.com/office/drawing/2015/10/21/chartex" xmlns:cx3="http://schemas.microsoft.com/office/drawing/2016/5/9/chartex" xmlns:cx4="http://schemas.microsoft.com/office/drawing/2016/5/10/chartex" xmlns:cx5="http://schemas.microsoft.com/office/drawing/2016/5/11/chartex" xmlns:cx6="http://schemas.microsoft.com/office/drawing/2016/5/12/chartex" xmlns:cx7="http://schemas.microsoft.com/office/drawing/2016/5/13/chartex" xmlns:cx8="http://schemas.microsoft.com/office/drawing/2016/5/14/chartex" xmlns:mc="http://schemas.openxmlformats.org/markup-compatibility/2006" xmlns:aink="http://schemas.microsoft.com/office/drawing/2016/ink" xmlns:am3d="http://schemas.microsoft.com/office/drawing/2017/model3d" xmlns:o="urn:schemas-microsoft-com:office:office" xmlns:oel="http://schemas.microsoft.com/office/2019/extlst" xmlns:r="http://schemas.openxmlformats.org/officeDocument/2006/relationships" xmlns:m="http://schemas.openxmlformats.org/officeDocument/2006/math" xmlns:v="urn:schemas-microsoft-com:vml" xmlns:wp14="http://schemas.microsoft.com/office/word/2010/wordprocessingDrawing" xmlns:wp="http://schemas.openxmlformats.org/drawingml/2006/wordprocessingDrawing" xmlns:w10="urn:schemas-microsoft-com:office:word" xmlns:w="http://schemas.openxmlformats.org/wordprocessingml/2006/main" xmlns:w14="http://schemas.microsoft.com/office/word/2010/wordml" xmlns:w15="http://schemas.microsoft.com/office/word/2012/wordml" xmlns:w16cei="http://schemas.microsoft.com/office/word/2026/wordml/cei" xmlns:w16cex="http://schemas.microsoft.com/office/word/2018/wordml/cex" xmlns:w16cid="http://schemas.microsoft.com/office/word/2016/wordml/cid" xmlns:w16="http://schemas.microsoft.com/office/word/2018/wordml" xmlns:w16du="http://schemas.microsoft.com/office/word/2023/wordml/word16du" xmlns:w16sdtdh="http://schemas.microsoft.com/office/word/2020/wordml/sdtdatahash" xmlns:w16sdtfl="http://schemas.microsoft.com/office/word/2024/wordml/sdtformatlock" xmlns:w16se="http://schemas.microsoft.com/office/word/2015/wordml/symex" xmlns:wpg="http://schemas.microsoft.com/office/word/2010/wordprocessingGroup" xmlns:wpi="http://schemas.microsoft.com/office/word/2010/wordprocessingInk" xmlns:wne="http://schemas.microsoft.com/office/word/2006/wordml" xmlns:wps="http://schemas.microsoft.com/office/word/2010/wordprocessingShape" mc:Ignorable="w14 w15 w16se w16cid w16 w16cex w16sdtdh w16sdtfl w16du wp14">
+<w:ftr xmlns:wpc="http://schemas.microsoft.com/office/word/2010/wordprocessingCanvas" xmlns:cx="http://schemas.microsoft.com/office/drawing/2014/chartex" xmlns:cx1="http://schemas.microsoft.com/office/drawing/2015/9/8/chartex" xmlns:cx2="http://schemas.microsoft.com/office/drawing/2015/10/21/chartex" xmlns:cx3="http://schemas.microsoft.com/office/drawing/2016/5/9/chartex" xmlns:cx4="http://schemas.microsoft.com/office/drawing/2016/5/10/chartex" xmlns:cx5="http://schemas.microsoft.com/office/drawing/2016/5/11/chartex" xmlns:cx6="http://schemas.microsoft.com/office/drawing/2016/5/12/chartex" xmlns:cx7="http://schemas.microsoft.com/office/drawing/2016/5/13/chartex" xmlns:cx8="http://schemas.microsoft.com/office/drawing/2016/5/14/chartex" xmlns:mc="http://schemas.openxmlformats.org/markup-compatibility/2006" xmlns:aink="http://schemas.microsoft.com/office/drawing/2016/ink" xmlns:am3d="http://schemas.microsoft.com/office/drawing/2017/model3d" xmlns:o="urn:schemas-microsoft-com:office:office" xmlns:oel="http://schemas.microsoft.com/office/2019/extlst" xmlns:r="http://schemas.openxmlformats.org/officeDocument/2006/relationships" xmlns:m="http://schemas.openxmlformats.org/officeDocument/2006/math" xmlns:v="urn:schemas-microsoft-com:vml" xmlns:wp14="http://schemas.microsoft.com/office/word/2010/wordprocessingDrawing" xmlns:wp="http://schemas.openxmlformats.org/drawingml/2006/wordprocessingDrawing" xmlns:w10="urn:schemas-microsoft-com:office:word" xmlns:w="http://schemas.openxmlformats.org/wordprocessingml/2006/main" xmlns:w14="http://schemas.microsoft.com/office/word/2010/wordml" xmlns:w15="http://schemas.microsoft.com/office/word/2012/wordml" xmlns:w16cex="http://schemas.microsoft.com/office/word/2018/wordml/cex" xmlns:w16cid="http://schemas.microsoft.com/office/word/2016/wordml/cid" xmlns:w16="http://schemas.microsoft.com/office/word/2018/wordml" xmlns:w16du="http://schemas.microsoft.com/office/word/2023/wordml/word16du" xmlns:w16sdtdh="http://schemas.microsoft.com/office/word/2020/wordml/sdtdatahash" xmlns:w16sdtfl="http://schemas.microsoft.com/office/word/2024/wordml/sdtformatlock" xmlns:w16se="http://schemas.microsoft.com/office/word/2015/wordml/symex" xmlns:wpg="http://schemas.microsoft.com/office/word/2010/wordprocessingGroup" xmlns:wpi="http://schemas.microsoft.com/office/word/2010/wordprocessingInk" xmlns:wne="http://schemas.microsoft.com/office/word/2006/wordml" xmlns:wps="http://schemas.microsoft.com/office/word/2010/wordprocessingShape" mc:Ignorable="w14 w15 w16se w16cid w16 w16cex w16sdtdh w16sdtfl w16du wp14">
   <w:p>
     <w:pPr>
       <w:pStyle w:val="Footer"/>
@@ -2263,7 +2429,7 @@
 </file>
 
 <file path=word/footnotes.xml><?xml version="1.0" encoding="utf-8"?>
-<w:footnotes xmlns:wpc="http://schemas.microsoft.com/office/word/2010/wordprocessingCanvas" xmlns:cx="http://schemas.microsoft.com/office/drawing/2014/chartex" xmlns:cx1="http://schemas.microsoft.com/office/drawing/2015/9/8/chartex" xmlns:cx2="http://schemas.microsoft.com/office/drawing/2015/10/21/chartex" xmlns:cx3="http://schemas.microsoft.com/office/drawing/2016/5/9/chartex" xmlns:cx4="http://schemas.microsoft.com/office/drawing/2016/5/10/chartex" xmlns:cx5="http://schemas.microsoft.com/office/drawing/2016/5/11/chartex" xmlns:cx6="http://schemas.microsoft.com/office/drawing/2016/5/12/chartex" xmlns:cx7="http://schemas.microsoft.com/office/drawing/2016/5/13/chartex" xmlns:cx8="http://schemas.microsoft.com/office/drawing/2016/5/14/chartex" xmlns:mc="http://schemas.openxmlformats.org/markup-compatibility/2006" xmlns:aink="http://schemas.microsoft.com/office/drawing/2016/ink" xmlns:am3d="http://schemas.microsoft.com/office/drawing/2017/model3d" xmlns:o="urn:schemas-microsoft-com:office:office" xmlns:oel="http://schemas.microsoft.com/office/2019/extlst" xmlns:r="http://schemas.openxmlformats.org/officeDocument/2006/relationships" xmlns:m="http://schemas.openxmlformats.org/officeDocument/2006/math" xmlns:v="urn:schemas-microsoft-com:vml" xmlns:wp14="http://schemas.microsoft.com/office/word/2010/wordprocessingDrawing" xmlns:wp="http://schemas.openxmlformats.org/drawingml/2006/wordprocessingDrawing" xmlns:w10="urn:schemas-microsoft-com:office:word" xmlns:w="http://schemas.openxmlformats.org/wordprocessingml/2006/main" xmlns:w14="http://schemas.microsoft.com/office/word/2010/wordml" xmlns:w15="http://schemas.microsoft.com/office/word/2012/wordml" xmlns:w16cei="http://schemas.microsoft.com/office/word/2026/wordml/cei" xmlns:w16cex="http://schemas.microsoft.com/office/word/2018/wordml/cex" xmlns:w16cid="http://schemas.microsoft.com/office/word/2016/wordml/cid" xmlns:w16="http://schemas.microsoft.com/office/word/2018/wordml" xmlns:w16du="http://schemas.microsoft.com/office/word/2023/wordml/word16du" xmlns:w16sdtdh="http://schemas.microsoft.com/office/word/2020/wordml/sdtdatahash" xmlns:w16sdtfl="http://schemas.microsoft.com/office/word/2024/wordml/sdtformatlock" xmlns:w16se="http://schemas.microsoft.com/office/word/2015/wordml/symex" xmlns:wpg="http://schemas.microsoft.com/office/word/2010/wordprocessingGroup" xmlns:wpi="http://schemas.microsoft.com/office/word/2010/wordprocessingInk" xmlns:wne="http://schemas.microsoft.com/office/word/2006/wordml" xmlns:wps="http://schemas.microsoft.com/office/word/2010/wordprocessingShape" mc:Ignorable="w14 w15 w16se w16cid w16 w16cex w16sdtdh w16sdtfl w16du wp14">
+<w:footnotes xmlns:wpc="http://schemas.microsoft.com/office/word/2010/wordprocessingCanvas" xmlns:cx="http://schemas.microsoft.com/office/drawing/2014/chartex" xmlns:cx1="http://schemas.microsoft.com/office/drawing/2015/9/8/chartex" xmlns:cx2="http://schemas.microsoft.com/office/drawing/2015/10/21/chartex" xmlns:cx3="http://schemas.microsoft.com/office/drawing/2016/5/9/chartex" xmlns:cx4="http://schemas.microsoft.com/office/drawing/2016/5/10/chartex" xmlns:cx5="http://schemas.microsoft.com/office/drawing/2016/5/11/chartex" xmlns:cx6="http://schemas.microsoft.com/office/drawing/2016/5/12/chartex" xmlns:cx7="http://schemas.microsoft.com/office/drawing/2016/5/13/chartex" xmlns:cx8="http://schemas.microsoft.com/office/drawing/2016/5/14/chartex" xmlns:mc="http://schemas.openxmlformats.org/markup-compatibility/2006" xmlns:aink="http://schemas.microsoft.com/office/drawing/2016/ink" xmlns:am3d="http://schemas.microsoft.com/office/drawing/2017/model3d" xmlns:o="urn:schemas-microsoft-com:office:office" xmlns:oel="http://schemas.microsoft.com/office/2019/extlst" xmlns:r="http://schemas.openxmlformats.org/officeDocument/2006/relationships" xmlns:m="http://schemas.openxmlformats.org/officeDocument/2006/math" xmlns:v="urn:schemas-microsoft-com:vml" xmlns:wp14="http://schemas.microsoft.com/office/word/2010/wordprocessingDrawing" xmlns:wp="http://schemas.openxmlformats.org/drawingml/2006/wordprocessingDrawing" xmlns:w10="urn:schemas-microsoft-com:office:word" xmlns:w="http://schemas.openxmlformats.org/wordprocessingml/2006/main" xmlns:w14="http://schemas.microsoft.com/office/word/2010/wordml" xmlns:w15="http://schemas.microsoft.com/office/word/2012/wordml" xmlns:w16cex="http://schemas.microsoft.com/office/word/2018/wordml/cex" xmlns:w16cid="http://schemas.microsoft.com/office/word/2016/wordml/cid" xmlns:w16="http://schemas.microsoft.com/office/word/2018/wordml" xmlns:w16du="http://schemas.microsoft.com/office/word/2023/wordml/word16du" xmlns:w16sdtdh="http://schemas.microsoft.com/office/word/2020/wordml/sdtdatahash" xmlns:w16sdtfl="http://schemas.microsoft.com/office/word/2024/wordml/sdtformatlock" xmlns:w16se="http://schemas.microsoft.com/office/word/2015/wordml/symex" xmlns:wpg="http://schemas.microsoft.com/office/word/2010/wordprocessingGroup" xmlns:wpi="http://schemas.microsoft.com/office/word/2010/wordprocessingInk" xmlns:wne="http://schemas.microsoft.com/office/word/2006/wordml" xmlns:wps="http://schemas.microsoft.com/office/word/2010/wordprocessingShape" mc:Ignorable="w14 w15 w16se w16cid w16 w16cex w16sdtdh w16sdtfl w16du wp14">
   <w:footnote w:type="separator" w:id="-1">
     <w:p>
       <w:pPr>
@@ -2288,7 +2454,7 @@
 </file>
 
 <file path=word/header1.xml><?xml version="1.0" encoding="utf-8"?>
-<w:hdr xmlns:wpc="http://schemas.microsoft.com/office/word/2010/wordprocessingCanvas" xmlns:cx="http://schemas.microsoft.com/office/drawing/2014/chartex" xmlns:cx1="http://schemas.microsoft.com/office/drawing/2015/9/8/chartex" xmlns:cx2="http://schemas.microsoft.com/office/drawing/2015/10/21/chartex" xmlns:cx3="http://schemas.microsoft.com/office/drawing/2016/5/9/chartex" xmlns:cx4="http://schemas.microsoft.com/office/drawing/2016/5/10/chartex" xmlns:cx5="http://schemas.microsoft.com/office/drawing/2016/5/11/chartex" xmlns:cx6="http://schemas.microsoft.com/office/drawing/2016/5/12/chartex" xmlns:cx7="http://schemas.microsoft.com/office/drawing/2016/5/13/chartex" xmlns:cx8="http://schemas.microsoft.com/office/drawing/2016/5/14/chartex" xmlns:mc="http://schemas.openxmlformats.org/markup-compatibility/2006" xmlns:aink="http://schemas.microsoft.com/office/drawing/2016/ink" xmlns:am3d="http://schemas.microsoft.com/office/drawing/2017/model3d" xmlns:o="urn:schemas-microsoft-com:office:office" xmlns:oel="http://schemas.microsoft.com/office/2019/extlst" xmlns:r="http://schemas.openxmlformats.org/officeDocument/2006/relationships" xmlns:m="http://schemas.openxmlformats.org/officeDocument/2006/math" xmlns:v="urn:schemas-microsoft-com:vml" xmlns:wp14="http://schemas.microsoft.com/office/word/2010/wordprocessingDrawing" xmlns:wp="http://schemas.openxmlformats.org/drawingml/2006/wordprocessingDrawing" xmlns:w10="urn:schemas-microsoft-com:office:word" xmlns:w="http://schemas.openxmlformats.org/wordprocessingml/2006/main" xmlns:w14="http://schemas.microsoft.com/office/word/2010/wordml" xmlns:w15="http://schemas.microsoft.com/office/word/2012/wordml" xmlns:w16cei="http://schemas.microsoft.com/office/word/2026/wordml/cei" xmlns:w16cex="http://schemas.microsoft.com/office/word/2018/wordml/cex" xmlns:w16cid="http://schemas.microsoft.com/office/word/2016/wordml/cid" xmlns:w16="http://schemas.microsoft.com/office/word/2018/wordml" xmlns:w16du="http://schemas.microsoft.com/office/word/2023/wordml/word16du" xmlns:w16sdtdh="http://schemas.microsoft.com/office/word/2020/wordml/sdtdatahash" xmlns:w16sdtfl="http://schemas.microsoft.com/office/word/2024/wordml/sdtformatlock" xmlns:w16se="http://schemas.microsoft.com/office/word/2015/wordml/symex" xmlns:wpg="http://schemas.microsoft.com/office/word/2010/wordprocessingGroup" xmlns:wpi="http://schemas.microsoft.com/office/word/2010/wordprocessingInk" xmlns:wne="http://schemas.microsoft.com/office/word/2006/wordml" xmlns:wps="http://schemas.microsoft.com/office/word/2010/wordprocessingShape" mc:Ignorable="w14 w15 w16se w16cid w16 w16cex w16sdtdh w16sdtfl w16du wp14">
+<w:hdr xmlns:wpc="http://schemas.microsoft.com/office/word/2010/wordprocessingCanvas" xmlns:cx="http://schemas.microsoft.com/office/drawing/2014/chartex" xmlns:cx1="http://schemas.microsoft.com/office/drawing/2015/9/8/chartex" xmlns:cx2="http://schemas.microsoft.com/office/drawing/2015/10/21/chartex" xmlns:cx3="http://schemas.microsoft.com/office/drawing/2016/5/9/chartex" xmlns:cx4="http://schemas.microsoft.com/office/drawing/2016/5/10/chartex" xmlns:cx5="http://schemas.microsoft.com/office/drawing/2016/5/11/chartex" xmlns:cx6="http://schemas.microsoft.com/office/drawing/2016/5/12/chartex" xmlns:cx7="http://schemas.microsoft.com/office/drawing/2016/5/13/chartex" xmlns:cx8="http://schemas.microsoft.com/office/drawing/2016/5/14/chartex" xmlns:mc="http://schemas.openxmlformats.org/markup-compatibility/2006" xmlns:aink="http://schemas.microsoft.com/office/drawing/2016/ink" xmlns:am3d="http://schemas.microsoft.com/office/drawing/2017/model3d" xmlns:o="urn:schemas-microsoft-com:office:office" xmlns:oel="http://schemas.microsoft.com/office/2019/extlst" xmlns:r="http://schemas.openxmlformats.org/officeDocument/2006/relationships" xmlns:m="http://schemas.openxmlformats.org/officeDocument/2006/math" xmlns:v="urn:schemas-microsoft-com:vml" xmlns:wp14="http://schemas.microsoft.com/office/word/2010/wordprocessingDrawing" xmlns:wp="http://schemas.openxmlformats.org/drawingml/2006/wordprocessingDrawing" xmlns:w10="urn:schemas-microsoft-com:office:word" xmlns:w="http://schemas.openxmlformats.org/wordprocessingml/2006/main" xmlns:w14="http://schemas.microsoft.com/office/word/2010/wordml" xmlns:w15="http://schemas.microsoft.com/office/word/2012/wordml" xmlns:w16cex="http://schemas.microsoft.com/office/word/2018/wordml/cex" xmlns:w16cid="http://schemas.microsoft.com/office/word/2016/wordml/cid" xmlns:w16="http://schemas.microsoft.com/office/word/2018/wordml" xmlns:w16du="http://schemas.microsoft.com/office/word/2023/wordml/word16du" xmlns:w16sdtdh="http://schemas.microsoft.com/office/word/2020/wordml/sdtdatahash" xmlns:w16sdtfl="http://schemas.microsoft.com/office/word/2024/wordml/sdtformatlock" xmlns:w16se="http://schemas.microsoft.com/office/word/2015/wordml/symex" xmlns:wpg="http://schemas.microsoft.com/office/word/2010/wordprocessingGroup" xmlns:wpi="http://schemas.microsoft.com/office/word/2010/wordprocessingInk" xmlns:wne="http://schemas.microsoft.com/office/word/2006/wordml" xmlns:wps="http://schemas.microsoft.com/office/word/2010/wordprocessingShape" mc:Ignorable="w14 w15 w16se w16cid w16 w16cex w16sdtdh w16sdtfl w16du wp14">
   <w:p>
     <w:pPr>
       <w:pStyle w:val="Header"/>
@@ -2298,7 +2464,7 @@
 </file>
 
 <file path=word/header2.xml><?xml version="1.0" encoding="utf-8"?>
-<w:hdr xmlns:wpc="http://schemas.microsoft.com/office/word/2010/wordprocessingCanvas" xmlns:cx="http://schemas.microsoft.com/office/drawing/2014/chartex" xmlns:cx1="http://schemas.microsoft.com/office/drawing/2015/9/8/chartex" xmlns:cx2="http://schemas.microsoft.com/office/drawing/2015/10/21/chartex" xmlns:cx3="http://schemas.microsoft.com/office/drawing/2016/5/9/chartex" xmlns:cx4="http://schemas.microsoft.com/office/drawing/2016/5/10/chartex" xmlns:cx5="http://schemas.microsoft.com/office/drawing/2016/5/11/chartex" xmlns:cx6="http://schemas.microsoft.com/office/drawing/2016/5/12/chartex" xmlns:cx7="http://schemas.microsoft.com/office/drawing/2016/5/13/chartex" xmlns:cx8="http://schemas.microsoft.com/office/drawing/2016/5/14/chartex" xmlns:mc="http://schemas.openxmlformats.org/markup-compatibility/2006" xmlns:aink="http://schemas.microsoft.com/office/drawing/2016/ink" xmlns:am3d="http://schemas.microsoft.com/office/drawing/2017/model3d" xmlns:o="urn:schemas-microsoft-com:office:office" xmlns:oel="http://schemas.microsoft.com/office/2019/extlst" xmlns:r="http://schemas.openxmlformats.org/officeDocument/2006/relationships" xmlns:m="http://schemas.openxmlformats.org/officeDocument/2006/math" xmlns:v="urn:schemas-microsoft-com:vml" xmlns:wp14="http://schemas.microsoft.com/office/word/2010/wordprocessingDrawing" xmlns:wp="http://schemas.openxmlformats.org/drawingml/2006/wordprocessingDrawing" xmlns:w10="urn:schemas-microsoft-com:office:word" xmlns:w="http://schemas.openxmlformats.org/wordprocessingml/2006/main" xmlns:w14="http://schemas.microsoft.com/office/word/2010/wordml" xmlns:w15="http://schemas.microsoft.com/office/word/2012/wordml" xmlns:w16cei="http://schemas.microsoft.com/office/word/2026/wordml/cei" xmlns:w16cex="http://schemas.microsoft.com/office/word/2018/wordml/cex" xmlns:w16cid="http://schemas.microsoft.com/office/word/2016/wordml/cid" xmlns:w16="http://schemas.microsoft.com/office/word/2018/wordml" xmlns:w16du="http://schemas.microsoft.com/office/word/2023/wordml/word16du" xmlns:w16sdtdh="http://schemas.microsoft.com/office/word/2020/wordml/sdtdatahash" xmlns:w16sdtfl="http://schemas.microsoft.com/office/word/2024/wordml/sdtformatlock" xmlns:w16se="http://schemas.microsoft.com/office/word/2015/wordml/symex" xmlns:wpg="http://schemas.microsoft.com/office/word/2010/wordprocessingGroup" xmlns:wpi="http://schemas.microsoft.com/office/word/2010/wordprocessingInk" xmlns:wne="http://schemas.microsoft.com/office/word/2006/wordml" xmlns:wps="http://schemas.microsoft.com/office/word/2010/wordprocessingShape" mc:Ignorable="w14 w15 w16se w16cid w16 w16cex w16sdtdh w16sdtfl w16du wp14">
+<w:hdr xmlns:wpc="http://schemas.microsoft.com/office/word/2010/wordprocessingCanvas" xmlns:cx="http://schemas.microsoft.com/office/drawing/2014/chartex" xmlns:cx1="http://schemas.microsoft.com/office/drawing/2015/9/8/chartex" xmlns:cx2="http://schemas.microsoft.com/office/drawing/2015/10/21/chartex" xmlns:cx3="http://schemas.microsoft.com/office/drawing/2016/5/9/chartex" xmlns:cx4="http://schemas.microsoft.com/office/drawing/2016/5/10/chartex" xmlns:cx5="http://schemas.microsoft.com/office/drawing/2016/5/11/chartex" xmlns:cx6="http://schemas.microsoft.com/office/drawing/2016/5/12/chartex" xmlns:cx7="http://schemas.microsoft.com/office/drawing/2016/5/13/chartex" xmlns:cx8="http://schemas.microsoft.com/office/drawing/2016/5/14/chartex" xmlns:mc="http://schemas.openxmlformats.org/markup-compatibility/2006" xmlns:aink="http://schemas.microsoft.com/office/drawing/2016/ink" xmlns:am3d="http://schemas.microsoft.com/office/drawing/2017/model3d" xmlns:o="urn:schemas-microsoft-com:office:office" xmlns:oel="http://schemas.microsoft.com/office/2019/extlst" xmlns:r="http://schemas.openxmlformats.org/officeDocument/2006/relationships" xmlns:m="http://schemas.openxmlformats.org/officeDocument/2006/math" xmlns:v="urn:schemas-microsoft-com:vml" xmlns:wp14="http://schemas.microsoft.com/office/word/2010/wordprocessingDrawing" xmlns:wp="http://schemas.openxmlformats.org/drawingml/2006/wordprocessingDrawing" xmlns:w10="urn:schemas-microsoft-com:office:word" xmlns:w="http://schemas.openxmlformats.org/wordprocessingml/2006/main" xmlns:w14="http://schemas.microsoft.com/office/word/2010/wordml" xmlns:w15="http://schemas.microsoft.com/office/word/2012/wordml" xmlns:w16cex="http://schemas.microsoft.com/office/word/2018/wordml/cex" xmlns:w16cid="http://schemas.microsoft.com/office/word/2016/wordml/cid" xmlns:w16="http://schemas.microsoft.com/office/word/2018/wordml" xmlns:w16du="http://schemas.microsoft.com/office/word/2023/wordml/word16du" xmlns:w16sdtdh="http://schemas.microsoft.com/office/word/2020/wordml/sdtdatahash" xmlns:w16sdtfl="http://schemas.microsoft.com/office/word/2024/wordml/sdtformatlock" xmlns:w16se="http://schemas.microsoft.com/office/word/2015/wordml/symex" xmlns:wpg="http://schemas.microsoft.com/office/word/2010/wordprocessingGroup" xmlns:wpi="http://schemas.microsoft.com/office/word/2010/wordprocessingInk" xmlns:wne="http://schemas.microsoft.com/office/word/2006/wordml" xmlns:wps="http://schemas.microsoft.com/office/word/2010/wordprocessingShape" mc:Ignorable="w14 w15 w16se w16cid w16 w16cex w16sdtdh w16sdtfl w16du wp14">
   <w:p>
     <w:pPr>
       <w:pStyle w:val="Header"/>
@@ -2334,7 +2500,7 @@
 </file>
 
 <file path=word/header3.xml><?xml version="1.0" encoding="utf-8"?>
-<w:hdr xmlns:wpc="http://schemas.microsoft.com/office/word/2010/wordprocessingCanvas" xmlns:cx="http://schemas.microsoft.com/office/drawing/2014/chartex" xmlns:cx1="http://schemas.microsoft.com/office/drawing/2015/9/8/chartex" xmlns:cx2="http://schemas.microsoft.com/office/drawing/2015/10/21/chartex" xmlns:cx3="http://schemas.microsoft.com/office/drawing/2016/5/9/chartex" xmlns:cx4="http://schemas.microsoft.com/office/drawing/2016/5/10/chartex" xmlns:cx5="http://schemas.microsoft.com/office/drawing/2016/5/11/chartex" xmlns:cx6="http://schemas.microsoft.com/office/drawing/2016/5/12/chartex" xmlns:cx7="http://schemas.microsoft.com/office/drawing/2016/5/13/chartex" xmlns:cx8="http://schemas.microsoft.com/office/drawing/2016/5/14/chartex" xmlns:mc="http://schemas.openxmlformats.org/markup-compatibility/2006" xmlns:aink="http://schemas.microsoft.com/office/drawing/2016/ink" xmlns:am3d="http://schemas.microsoft.com/office/drawing/2017/model3d" xmlns:o="urn:schemas-microsoft-com:office:office" xmlns:oel="http://schemas.microsoft.com/office/2019/extlst" xmlns:r="http://schemas.openxmlformats.org/officeDocument/2006/relationships" xmlns:m="http://schemas.openxmlformats.org/officeDocument/2006/math" xmlns:v="urn:schemas-microsoft-com:vml" xmlns:wp14="http://schemas.microsoft.com/office/word/2010/wordprocessingDrawing" xmlns:wp="http://schemas.openxmlformats.org/drawingml/2006/wordprocessingDrawing" xmlns:w10="urn:schemas-microsoft-com:office:word" xmlns:w="http://schemas.openxmlformats.org/wordprocessingml/2006/main" xmlns:w14="http://schemas.microsoft.com/office/word/2010/wordml" xmlns:w15="http://schemas.microsoft.com/office/word/2012/wordml" xmlns:w16cei="http://schemas.microsoft.com/office/word/2026/wordml/cei" xmlns:w16cex="http://schemas.microsoft.com/office/word/2018/wordml/cex" xmlns:w16cid="http://schemas.microsoft.com/office/word/2016/wordml/cid" xmlns:w16="http://schemas.microsoft.com/office/word/2018/wordml" xmlns:w16du="http://schemas.microsoft.com/office/word/2023/wordml/word16du" xmlns:w16sdtdh="http://schemas.microsoft.com/office/word/2020/wordml/sdtdatahash" xmlns:w16sdtfl="http://schemas.microsoft.com/office/word/2024/wordml/sdtformatlock" xmlns:w16se="http://schemas.microsoft.com/office/word/2015/wordml/symex" xmlns:wpg="http://schemas.microsoft.com/office/word/2010/wordprocessingGroup" xmlns:wpi="http://schemas.microsoft.com/office/word/2010/wordprocessingInk" xmlns:wne="http://schemas.microsoft.com/office/word/2006/wordml" xmlns:wps="http://schemas.microsoft.com/office/word/2010/wordprocessingShape" mc:Ignorable="w14 w15 w16se w16cid w16 w16cex w16sdtdh w16sdtfl w16du wp14">
+<w:hdr xmlns:wpc="http://schemas.microsoft.com/office/word/2010/wordprocessingCanvas" xmlns:cx="http://schemas.microsoft.com/office/drawing/2014/chartex" xmlns:cx1="http://schemas.microsoft.com/office/drawing/2015/9/8/chartex" xmlns:cx2="http://schemas.microsoft.com/office/drawing/2015/10/21/chartex" xmlns:cx3="http://schemas.microsoft.com/office/drawing/2016/5/9/chartex" xmlns:cx4="http://schemas.microsoft.com/office/drawing/2016/5/10/chartex" xmlns:cx5="http://schemas.microsoft.com/office/drawing/2016/5/11/chartex" xmlns:cx6="http://schemas.microsoft.com/office/drawing/2016/5/12/chartex" xmlns:cx7="http://schemas.microsoft.com/office/drawing/2016/5/13/chartex" xmlns:cx8="http://schemas.microsoft.com/office/drawing/2016/5/14/chartex" xmlns:mc="http://schemas.openxmlformats.org/markup-compatibility/2006" xmlns:aink="http://schemas.microsoft.com/office/drawing/2016/ink" xmlns:am3d="http://schemas.microsoft.com/office/drawing/2017/model3d" xmlns:o="urn:schemas-microsoft-com:office:office" xmlns:oel="http://schemas.microsoft.com/office/2019/extlst" xmlns:r="http://schemas.openxmlformats.org/officeDocument/2006/relationships" xmlns:m="http://schemas.openxmlformats.org/officeDocument/2006/math" xmlns:v="urn:schemas-microsoft-com:vml" xmlns:wp14="http://schemas.microsoft.com/office/word/2010/wordprocessingDrawing" xmlns:wp="http://schemas.openxmlformats.org/drawingml/2006/wordprocessingDrawing" xmlns:w10="urn:schemas-microsoft-com:office:word" xmlns:w="http://schemas.openxmlformats.org/wordprocessingml/2006/main" xmlns:w14="http://schemas.microsoft.com/office/word/2010/wordml" xmlns:w15="http://schemas.microsoft.com/office/word/2012/wordml" xmlns:w16cex="http://schemas.microsoft.com/office/word/2018/wordml/cex" xmlns:w16cid="http://schemas.microsoft.com/office/word/2016/wordml/cid" xmlns:w16="http://schemas.microsoft.com/office/word/2018/wordml" xmlns:w16du="http://schemas.microsoft.com/office/word/2023/wordml/word16du" xmlns:w16sdtdh="http://schemas.microsoft.com/office/word/2020/wordml/sdtdatahash" xmlns:w16sdtfl="http://schemas.microsoft.com/office/word/2024/wordml/sdtformatlock" xmlns:w16se="http://schemas.microsoft.com/office/word/2015/wordml/symex" xmlns:wpg="http://schemas.microsoft.com/office/word/2010/wordprocessingGroup" xmlns:wpi="http://schemas.microsoft.com/office/word/2010/wordprocessingInk" xmlns:wne="http://schemas.microsoft.com/office/word/2006/wordml" xmlns:wps="http://schemas.microsoft.com/office/word/2010/wordprocessingShape" mc:Ignorable="w14 w15 w16se w16cid w16 w16cex w16sdtdh w16sdtfl w16du wp14">
   <w:p>
     <w:pPr>
       <w:pStyle w:val="Header"/>
@@ -2344,7 +2510,7 @@
 </file>
 
 <file path=word/numbering.xml><?xml version="1.0" encoding="utf-8"?>
-<w:numbering xmlns:wpc="http://schemas.microsoft.com/office/word/2010/wordprocessingCanvas" xmlns:cx="http://schemas.microsoft.com/office/drawing/2014/chartex" xmlns:cx1="http://schemas.microsoft.com/office/drawing/2015/9/8/chartex" xmlns:cx2="http://schemas.microsoft.com/office/drawing/2015/10/21/chartex" xmlns:cx3="http://schemas.microsoft.com/office/drawing/2016/5/9/chartex" xmlns:cx4="http://schemas.microsoft.com/office/drawing/2016/5/10/chartex" xmlns:cx5="http://schemas.microsoft.com/office/drawing/2016/5/11/chartex" xmlns:cx6="http://schemas.microsoft.com/office/drawing/2016/5/12/chartex" xmlns:cx7="http://schemas.microsoft.com/office/drawing/2016/5/13/chartex" xmlns:cx8="http://schemas.microsoft.com/office/drawing/2016/5/14/chartex" xmlns:mc="http://schemas.openxmlformats.org/markup-compatibility/2006" xmlns:aink="http://schemas.microsoft.com/office/drawing/2016/ink" xmlns:am3d="http://schemas.microsoft.com/office/drawing/2017/model3d" xmlns:o="urn:schemas-microsoft-com:office:office" xmlns:oel="http://schemas.microsoft.com/office/2019/extlst" xmlns:r="http://schemas.openxmlformats.org/officeDocument/2006/relationships" xmlns:m="http://schemas.openxmlformats.org/officeDocument/2006/math" xmlns:v="urn:schemas-microsoft-com:vml" xmlns:wp14="http://schemas.microsoft.com/office/word/2010/wordprocessingDrawing" xmlns:wp="http://schemas.openxmlformats.org/drawingml/2006/wordprocessingDrawing" xmlns:w10="urn:schemas-microsoft-com:office:word" xmlns:w="http://schemas.openxmlformats.org/wordprocessingml/2006/main" xmlns:w14="http://schemas.microsoft.com/office/word/2010/wordml" xmlns:w15="http://schemas.microsoft.com/office/word/2012/wordml" xmlns:w16cei="http://schemas.microsoft.com/office/word/2026/wordml/cei" xmlns:w16cex="http://schemas.microsoft.com/office/word/2018/wordml/cex" xmlns:w16cid="http://schemas.microsoft.com/office/word/2016/wordml/cid" xmlns:w16="http://schemas.microsoft.com/office/word/2018/wordml" xmlns:w16du="http://schemas.microsoft.com/office/word/2023/wordml/word16du" xmlns:w16sdtdh="http://schemas.microsoft.com/office/word/2020/wordml/sdtdatahash" xmlns:w16sdtfl="http://schemas.microsoft.com/office/word/2024/wordml/sdtformatlock" xmlns:w16se="http://schemas.microsoft.com/office/word/2015/wordml/symex" xmlns:wpg="http://schemas.microsoft.com/office/word/2010/wordprocessingGroup" xmlns:wpi="http://schemas.microsoft.com/office/word/2010/wordprocessingInk" xmlns:wne="http://schemas.microsoft.com/office/word/2006/wordml" xmlns:wps="http://schemas.microsoft.com/office/word/2010/wordprocessingShape" mc:Ignorable="w14 w15 w16se w16cid w16 w16cex w16sdtdh w16sdtfl w16du wp14">
+<w:numbering xmlns:wpc="http://schemas.microsoft.com/office/word/2010/wordprocessingCanvas" xmlns:cx="http://schemas.microsoft.com/office/drawing/2014/chartex" xmlns:cx1="http://schemas.microsoft.com/office/drawing/2015/9/8/chartex" xmlns:cx2="http://schemas.microsoft.com/office/drawing/2015/10/21/chartex" xmlns:cx3="http://schemas.microsoft.com/office/drawing/2016/5/9/chartex" xmlns:cx4="http://schemas.microsoft.com/office/drawing/2016/5/10/chartex" xmlns:cx5="http://schemas.microsoft.com/office/drawing/2016/5/11/chartex" xmlns:cx6="http://schemas.microsoft.com/office/drawing/2016/5/12/chartex" xmlns:cx7="http://schemas.microsoft.com/office/drawing/2016/5/13/chartex" xmlns:cx8="http://schemas.microsoft.com/office/drawing/2016/5/14/chartex" xmlns:mc="http://schemas.openxmlformats.org/markup-compatibility/2006" xmlns:aink="http://schemas.microsoft.com/office/drawing/2016/ink" xmlns:am3d="http://schemas.microsoft.com/office/drawing/2017/model3d" xmlns:o="urn:schemas-microsoft-com:office:office" xmlns:oel="http://schemas.microsoft.com/office/2019/extlst" xmlns:r="http://schemas.openxmlformats.org/officeDocument/2006/relationships" xmlns:m="http://schemas.openxmlformats.org/officeDocument/2006/math" xmlns:v="urn:schemas-microsoft-com:vml" xmlns:wp14="http://schemas.microsoft.com/office/word/2010/wordprocessingDrawing" xmlns:wp="http://schemas.openxmlformats.org/drawingml/2006/wordprocessingDrawing" xmlns:w10="urn:schemas-microsoft-com:office:word" xmlns:w="http://schemas.openxmlformats.org/wordprocessingml/2006/main" xmlns:w14="http://schemas.microsoft.com/office/word/2010/wordml" xmlns:w15="http://schemas.microsoft.com/office/word/2012/wordml" xmlns:w16cex="http://schemas.microsoft.com/office/word/2018/wordml/cex" xmlns:w16cid="http://schemas.microsoft.com/office/word/2016/wordml/cid" xmlns:w16="http://schemas.microsoft.com/office/word/2018/wordml" xmlns:w16du="http://schemas.microsoft.com/office/word/2023/wordml/word16du" xmlns:w16sdtdh="http://schemas.microsoft.com/office/word/2020/wordml/sdtdatahash" xmlns:w16sdtfl="http://schemas.microsoft.com/office/word/2024/wordml/sdtformatlock" xmlns:w16se="http://schemas.microsoft.com/office/word/2015/wordml/symex" xmlns:wpg="http://schemas.microsoft.com/office/word/2010/wordprocessingGroup" xmlns:wpi="http://schemas.microsoft.com/office/word/2010/wordprocessingInk" xmlns:wne="http://schemas.microsoft.com/office/word/2006/wordml" xmlns:wps="http://schemas.microsoft.com/office/word/2010/wordprocessingShape" mc:Ignorable="w14 w15 w16se w16cid w16 w16cex w16sdtdh w16sdtfl w16du wp14">
   <w:abstractNum w:abstractNumId="0" w15:restartNumberingAfterBreak="0">
     <w:nsid w:val="FFFFFF7C"/>
     <w:multiLevelType w:val="singleLevel"/>
